--- a/masters/payslip/payslip.docx
+++ b/masters/payslip/payslip.docx
@@ -4,7 +4,7 @@
   <w:body>
     <w:p>
       <w:pPr>
-        <w:spacing w:after="40" w:before="0" w:line="312" w:lineRule="auto"/>
+        <w:spacing w:after="43" w:before="0" w:line="312" w:lineRule="auto"/>
         <w:jc w:val="center"/>
       </w:pPr>
       <w:r>
@@ -19,7 +19,7 @@
     </w:p>
     <w:p>
       <w:pPr>
-        <w:spacing w:after="100" w:before="0" w:line="312" w:lineRule="auto"/>
+        <w:spacing w:after="109" w:before="0" w:line="312" w:lineRule="auto"/>
         <w:jc w:val="left"/>
         <w:pBdr>
           <w:bottom w:val="single" w:sz="14" w:space="2" w:color="24384F"/>
@@ -51,7 +51,7 @@
       </w:tblGrid>
       <w:tr>
         <w:trPr>
-          <w:trHeight w:val="453" w:hRule="atLeast"/>
+          <w:trHeight w:val="492" w:hRule="atLeast"/>
         </w:trPr>
         <w:tc>
           <w:tcPr>
@@ -221,7 +221,7 @@
       </w:tr>
       <w:tr>
         <w:trPr>
-          <w:trHeight w:val="453" w:hRule="atLeast"/>
+          <w:trHeight w:val="492" w:hRule="atLeast"/>
         </w:trPr>
         <w:tc>
           <w:tcPr>
@@ -392,7 +392,7 @@
     </w:tbl>
     <w:p>
       <w:pPr>
-        <w:spacing w:after="40" w:before="0" w:line="312" w:lineRule="auto"/>
+        <w:spacing w:after="43" w:before="0" w:line="312" w:lineRule="auto"/>
         <w:jc w:val="left"/>
       </w:pPr>
       <w:r>
@@ -405,7 +405,7 @@
     </w:p>
     <w:p>
       <w:pPr>
-        <w:spacing w:after="40" w:before="80" w:line="312" w:lineRule="auto"/>
+        <w:spacing w:after="43" w:before="87" w:line="312" w:lineRule="auto"/>
         <w:jc w:val="left"/>
         <w:pBdr>
           <w:bottom w:val="single" w:sz="6" w:space="2" w:color="C9D2DD"/>
@@ -446,7 +446,7 @@
       </w:tblGrid>
       <w:tr>
         <w:trPr>
-          <w:trHeight w:val="453" w:hRule="atLeast"/>
+          <w:trHeight w:val="492" w:hRule="atLeast"/>
         </w:trPr>
         <w:tc>
           <w:tcPr>
@@ -563,7 +563,7 @@
       </w:tr>
       <w:tr>
         <w:trPr>
-          <w:trHeight w:val="453" w:hRule="atLeast"/>
+          <w:trHeight w:val="492" w:hRule="atLeast"/>
         </w:trPr>
         <w:tc>
           <w:tcPr>
@@ -678,7 +678,7 @@
       </w:tr>
       <w:tr>
         <w:trPr>
-          <w:trHeight w:val="453" w:hRule="atLeast"/>
+          <w:trHeight w:val="492" w:hRule="atLeast"/>
         </w:trPr>
         <w:tc>
           <w:tcPr>
@@ -793,7 +793,7 @@
       </w:tr>
       <w:tr>
         <w:trPr>
-          <w:trHeight w:val="453" w:hRule="atLeast"/>
+          <w:trHeight w:val="492" w:hRule="atLeast"/>
         </w:trPr>
         <w:tc>
           <w:tcPr>
@@ -908,7 +908,7 @@
       </w:tr>
       <w:tr>
         <w:trPr>
-          <w:trHeight w:val="453" w:hRule="atLeast"/>
+          <w:trHeight w:val="492" w:hRule="atLeast"/>
         </w:trPr>
         <w:tc>
           <w:tcPr>
@@ -1023,7 +1023,7 @@
       </w:tr>
       <w:tr>
         <w:trPr>
-          <w:trHeight w:val="453" w:hRule="atLeast"/>
+          <w:trHeight w:val="492" w:hRule="atLeast"/>
         </w:trPr>
         <w:tc>
           <w:tcPr>
@@ -1138,7 +1138,7 @@
       </w:tr>
       <w:tr>
         <w:trPr>
-          <w:trHeight w:val="453" w:hRule="atLeast"/>
+          <w:trHeight w:val="492" w:hRule="atLeast"/>
         </w:trPr>
         <w:tc>
           <w:tcPr>
@@ -1253,7 +1253,7 @@
       </w:tr>
       <w:tr>
         <w:trPr>
-          <w:trHeight w:val="453" w:hRule="atLeast"/>
+          <w:trHeight w:val="492" w:hRule="atLeast"/>
         </w:trPr>
         <w:tc>
           <w:tcPr>
@@ -1368,7 +1368,7 @@
       </w:tr>
       <w:tr>
         <w:trPr>
-          <w:trHeight w:val="453" w:hRule="atLeast"/>
+          <w:trHeight w:val="492" w:hRule="atLeast"/>
         </w:trPr>
         <w:tc>
           <w:tcPr>
@@ -1484,7 +1484,7 @@
     </w:tbl>
     <w:p>
       <w:pPr>
-        <w:spacing w:after="40" w:before="0" w:line="312" w:lineRule="auto"/>
+        <w:spacing w:after="43" w:before="0" w:line="312" w:lineRule="auto"/>
         <w:jc w:val="left"/>
       </w:pPr>
       <w:r>
@@ -1509,7 +1509,7 @@
       </w:tblGrid>
       <w:tr>
         <w:trPr>
-          <w:trHeight w:val="510" w:hRule="atLeast"/>
+          <w:trHeight w:val="554" w:hRule="atLeast"/>
         </w:trPr>
         <w:tc>
           <w:tcPr>
@@ -1571,7 +1571,7 @@
     </w:tbl>
     <w:p>
       <w:pPr>
-        <w:spacing w:after="40" w:before="0" w:line="312" w:lineRule="auto"/>
+        <w:spacing w:after="43" w:before="0" w:line="312" w:lineRule="auto"/>
         <w:jc w:val="left"/>
       </w:pPr>
       <w:r>
@@ -1584,7 +1584,7 @@
     </w:p>
     <w:p>
       <w:pPr>
-        <w:spacing w:after="40" w:before="80" w:line="312" w:lineRule="auto"/>
+        <w:spacing w:after="43" w:before="87" w:line="312" w:lineRule="auto"/>
         <w:jc w:val="left"/>
         <w:pBdr>
           <w:bottom w:val="single" w:sz="6" w:space="2" w:color="C9D2DD"/>
@@ -1611,7 +1611,7 @@
     </w:p>
     <w:p>
       <w:pPr>
-        <w:spacing w:after="40" w:before="0" w:line="312" w:lineRule="auto"/>
+        <w:spacing w:after="43" w:before="0" w:line="312" w:lineRule="auto"/>
         <w:jc w:val="left"/>
       </w:pPr>
       <w:r>
@@ -1637,7 +1637,7 @@
       </w:tblGrid>
       <w:tr>
         <w:trPr>
-          <w:trHeight w:val="1360" w:hRule="atLeast"/>
+          <w:trHeight w:val="1478" w:hRule="atLeast"/>
         </w:trPr>
         <w:tc>
           <w:tcPr>
@@ -1660,7 +1660,7 @@
               <w:rPr>
                 <w:rFonts w:ascii="Malgun Gothic" w:hAnsi="Malgun Gothic" w:eastAsia="Malgun Gothic" w:cs="Malgun Gothic"/>
                 <w:b w:val="0"/>
-                <w:sz w:val="20"/>
+                <w:sz w:val="19"/>
               </w:rPr>
             </w:r>
           </w:p>
@@ -1669,7 +1669,7 @@
     </w:tbl>
     <w:p>
       <w:pPr>
-        <w:spacing w:after="40" w:before="0" w:line="312" w:lineRule="auto"/>
+        <w:spacing w:after="43" w:before="0" w:line="312" w:lineRule="auto"/>
         <w:jc w:val="left"/>
       </w:pPr>
       <w:r>
@@ -1682,7 +1682,7 @@
     </w:p>
     <w:p>
       <w:pPr>
-        <w:spacing w:after="80" w:before="80" w:line="312" w:lineRule="auto"/>
+        <w:spacing w:after="87" w:before="87" w:line="312" w:lineRule="auto"/>
         <w:jc w:val="center"/>
       </w:pPr>
       <w:r>
@@ -1710,7 +1710,7 @@
       </w:tblGrid>
       <w:tr>
         <w:trPr>
-          <w:trHeight w:val="510" w:hRule="atLeast"/>
+          <w:trHeight w:val="554" w:hRule="atLeast"/>
         </w:trPr>
         <w:tc>
           <w:tcPr>
@@ -1827,7 +1827,7 @@
     </w:tbl>
     <w:p>
       <w:pPr>
-        <w:spacing w:after="40" w:before="0" w:line="312" w:lineRule="auto"/>
+        <w:spacing w:after="43" w:before="0" w:line="312" w:lineRule="auto"/>
         <w:jc w:val="left"/>
       </w:pPr>
       <w:r>
@@ -1840,7 +1840,7 @@
     </w:p>
     <w:p>
       <w:pPr>
-        <w:spacing w:after="0" w:before="60" w:line="312" w:lineRule="auto"/>
+        <w:spacing w:after="0" w:before="65" w:line="312" w:lineRule="auto"/>
         <w:jc w:val="left"/>
       </w:pPr>
       <w:r>
